--- a/documentation/user_guides/individual_programs/replaygain_analyzer/ReplayGain_Analyzer_User_Guide.docx
+++ b/documentation/user_guides/individual_programs/replaygain_analyzer/ReplayGain_Analyzer_User_Guide.docx
@@ -175,7 +175,7 @@
         <w:t xml:space="preserve">Target LUFS: </w:t>
       </w:r>
       <w:r>
-        <w:t>Desired integrated loudness target. Track gain is target LUFS minus measured LUFS; album gain uses the folder's combined loudness, weighted by each file's duration.</w:t>
+        <w:t>Desired integrated loudness target. Track gain is target LUFS minus measured LUFS; album gain uses the integrated loudness of the folder's tracks measured as one continuous signal, which is the standard ReplayGain album definition.</w:t>
       </w:r>
     </w:p>
     <w:p>
@@ -249,7 +249,7 @@
         <w:pStyle w:val="ListNumber"/>
       </w:pPr>
       <w:r>
-        <w:t>For each folder, calculate album gain as target LUFS minus the combined loudness of its files: each file's energy is weighted by its duration, so a long quiet track counts less than a short loud one.</w:t>
+        <w:t>For each folder, measure its tracks as one continuous signal in a second FFmpeg pass, then calculate album gain as target LUFS minus that combined loudness. This is what a player's album mode expects: passages that fall below the album's relative gate are left out, which a per-file weighted average cannot reproduce. The second pass costs one extra decode of the folder's total length, and the folder's log header names the route that produced the value.</w:t>
       </w:r>
     </w:p>
     <w:p>
@@ -317,7 +317,7 @@
         <w:t xml:space="preserve">Album Gain: </w:t>
       </w:r>
       <w:r>
-        <w:t>The folder-level gain derived from the duration-weighted combined loudness of that folder, which is what a player applies to the album as a whole.</w:t>
+        <w:t>The folder-level gain derived from the loudness of that folder's tracks measured as one continuous signal, which is what a player applies to the album as a whole.</w:t>
       </w:r>
     </w:p>
     <w:p>
@@ -427,7 +427,7 @@
     </w:p>
     <w:p>
       <w:r>
-        <w:t>Processing shows four worker slots and a progress count. Folder completion updates the file tree with file name, measured LUFS, track gain, album gain, and status. Results reports total files, successfully processed files, errors, and elapsed time.</w:t>
+        <w:t>Processing shows one worker slot per logical CPU (at most eight) and a progress count. Folder completion updates the file tree with file name, measured LUFS, track gain, album gain, and status. Results reports total files, successfully processed files, errors, and elapsed time.</w:t>
       </w:r>
     </w:p>
     <w:p>
@@ -555,7 +555,7 @@
         <w:t xml:space="preserve">A folder's album gain looks unexpected: </w:t>
       </w:r>
       <w:r>
-        <w:t>Album gain is calculated per folder from the duration-weighted loudness of only the files that measured successfully. A file whose duration cannot be read is reported as an error rather than counted as zero, so check the folder's error count before judging the album value.</w:t>
+        <w:t>Album gain is calculated per folder from the loudness of the folder's tracks measured as one continuous signal, using only the files that measured successfully. If that combined measurement cannot be read, the app falls back to weighting each file's energy by its duration, and the folder's log header says which route was used. A file whose duration cannot be read is reported as an error rather than counted as zero, so check the folder's error count before judging the album value.</w:t>
       </w:r>
     </w:p>
     <w:p>
